--- a/docs/18-project-bootstrap.docx
+++ b/docs/18-project-bootstrap.docx
@@ -457,6 +457,65 @@
     <w:p>
       <w:r>
         <w:t>└── .github/</w:t>
+      </w:r>
+    </w:p>
+    <w:p>
+      <w:r>
+        <w:t>Local Media Storage Bootstrap</w:t>
+      </w:r>
+    </w:p>
+    <w:p>
+      <w:pPr/>
+      <w:r>
+        <w:t>For Phase 7 media lifecycle, local backend uses PostgreSQL/PostGIS plus MinIO.</w:t>
+      </w:r>
+    </w:p>
+    <w:p>
+      <w:pPr/>
+      <w:r>
+        <w:t>Local private configuration is imported from backend/config/application-local.yml.</w:t>
+      </w:r>
+    </w:p>
+    <w:p>
+      <w:pPr/>
+      <w:r>
+        <w:t>Use placeholders for secrets and keep values aligned with the local infrastructure environment:</w:t>
+      </w:r>
+    </w:p>
+    <w:p>
+      <w:pPr/>
+      <w:r>
+        <w:t>app.storage.minio.enabled: true</w:t>
+      </w:r>
+    </w:p>
+    <w:p>
+      <w:pPr/>
+      <w:r>
+        <w:t>app.storage.minio.endpoint: http://localhost:9000</w:t>
+      </w:r>
+    </w:p>
+    <w:p>
+      <w:pPr/>
+      <w:r>
+        <w:t>app.storage.minio.access-key: &lt;local-minio-access-key&gt;</w:t>
+      </w:r>
+    </w:p>
+    <w:p>
+      <w:pPr/>
+      <w:r>
+        <w:t>app.storage.minio.secret-key: &lt;local-minio-secret-key&gt;</w:t>
+      </w:r>
+    </w:p>
+    <w:p>
+      <w:pPr/>
+      <w:r>
+        <w:t>app.storage.minio.bucket: &lt;local-private-media-bucket&gt;</w:t>
+      </w:r>
+    </w:p>
+    <w:p>
+      <w:pPr/>
+      <w:r>
+        <w:t>Do not commit real MinIO credentials. The default application.yml keeps MinIO disabled unless local/runtime configuration enables it.</w:t>
       </w:r>
     </w:p>
     <w:sectPr>

--- a/docs/18-project-bootstrap.docx
+++ b/docs/18-project-bootstrap.docx
@@ -516,6 +516,145 @@
       <w:pPr/>
       <w:r>
         <w:t>Do not commit real MinIO credentials. The default application.yml keeps MinIO disabled unless local/runtime configuration enables it.</w:t>
+      </w:r>
+    </w:p>
+    <w:p/>
+    <w:p>
+      <w:pPr/>
+      <w:r>
+        <w:t>Music Catalog Bootstrap</w:t>
+      </w:r>
+    </w:p>
+    <w:p>
+      <w:pPr/>
+      <w:r>
+        <w:t>Music catalog bootstrap is explicit and manual. It never runs as part of normal project bootstrap or ordinary backend startup.</w:t>
+      </w:r>
+    </w:p>
+    <w:p>
+      <w:pPr/>
+      <w:r>
+        <w:t>1. Start the required local infrastructure: PostgreSQL/PostGIS and the existing private MinIO bucket configuration.</w:t>
+      </w:r>
+    </w:p>
+    <w:p>
+      <w:pPr/>
+      <w:r>
+        <w:t>2. Configure backend local DB and MinIO settings through local/runtime configuration; do not commit secrets.</w:t>
+      </w:r>
+    </w:p>
+    <w:p>
+      <w:pPr/>
+      <w:r>
+        <w:t>3. Place MP3 source files outside Git, for example in an operator-local intake directory.</w:t>
+      </w:r>
+    </w:p>
+    <w:p>
+      <w:pPr/>
+      <w:r>
+        <w:t>4. Prepare a JSON manifest with stable MusicTrack UUIDs, product metadata, local sourceFile paths, storage keys, file size, SHA-256, desiredStatus, and legalStatus.</w:t>
+      </w:r>
+    </w:p>
+    <w:p>
+      <w:pPr/>
+      <w:r>
+        <w:t>5. Run the importer in dry-run mode and inspect the operator report.</w:t>
+      </w:r>
+    </w:p>
+    <w:p>
+      <w:pPr/>
+      <w:r>
+        <w:t>6. Run the explicit real import only after the dry-run report and legal/product metadata are approved.</w:t>
+      </w:r>
+    </w:p>
+    <w:p>
+      <w:pPr/>
+      <w:r>
+        <w:t>7. Start or use the normal backend without the music-catalog-import profile.</w:t>
+      </w:r>
+    </w:p>
+    <w:p>
+      <w:pPr/>
+      <w:r>
+        <w:t>8. Verify GET /api/v1/music/tracks.</w:t>
+      </w:r>
+    </w:p>
+    <w:p>
+      <w:pPr/>
+      <w:r>
+        <w:t>9. Assign a soundtrack to a Story through the existing soundtrack API.</w:t>
+      </w:r>
+    </w:p>
+    <w:p>
+      <w:pPr/>
+      <w:r>
+        <w:t>10. Verify the authenticated Story soundtrack audio endpoint.</w:t>
+      </w:r>
+    </w:p>
+    <w:p>
+      <w:pPr/>
+      <w:r>
+        <w:t>Actual Importer Invocation Shape</w:t>
+      </w:r>
+    </w:p>
+    <w:p>
+      <w:pPr/>
+      <w:r>
+        <w:t>The implemented runner is profile-gated and requires the manifest option:</w:t>
+      </w:r>
+    </w:p>
+    <w:p>
+      <w:pPr/>
+      <w:r>
+        <w:t>SPRING_PROFILES_ACTIVE=music-catalog-import &lt;backend start command&gt; --music.catalog.manifest=&lt;path&gt; --dry-run</w:t>
+      </w:r>
+    </w:p>
+    <w:p>
+      <w:pPr/>
+      <w:r>
+        <w:t>Equivalent dry-run property option:</w:t>
+      </w:r>
+    </w:p>
+    <w:p>
+      <w:pPr/>
+      <w:r>
+        <w:t>SPRING_PROFILES_ACTIVE=music-catalog-import &lt;backend start command&gt; --music.catalog.manifest=&lt;path&gt; --music.catalog.dry-run=true</w:t>
+      </w:r>
+    </w:p>
+    <w:p>
+      <w:pPr/>
+      <w:r>
+        <w:t>Real import omits dry-run:</w:t>
+      </w:r>
+    </w:p>
+    <w:p>
+      <w:pPr/>
+      <w:r>
+        <w:t>SPRING_PROFILES_ACTIVE=music-catalog-import &lt;backend start command&gt; --music.catalog.manifest=&lt;path&gt;</w:t>
+      </w:r>
+    </w:p>
+    <w:p>
+      <w:pPr/>
+      <w:r>
+        <w:t>- The manifest path option is --music.catalog.manifest=&lt;path&gt;.</w:t>
+      </w:r>
+    </w:p>
+    <w:p>
+      <w:pPr/>
+      <w:r>
+        <w:t>- Dry-run performs validation, hashing, current state inspection, and planned-action reporting without DB or storage writes.</w:t>
+      </w:r>
+    </w:p>
+    <w:p>
+      <w:pPr/>
+      <w:r>
+        <w:t>- Normal import does not silently overwrite mismatched objects; reruns are intended to be idempotent.</w:t>
+      </w:r>
+    </w:p>
+    <w:p>
+      <w:pPr/>
+      <w:r>
+        <w:t>- If upload fails, the track remains unavailable. If activation fails after verification, the verified object and DISABLED row remain recoverable.</w:t>
       </w:r>
     </w:p>
     <w:sectPr>
